--- a/Textes/Текст страницы - Подбор водителей тягача.docx
+++ b/Textes/Текст страницы - Подбор водителей тягача.docx
@@ -1497,6 +1497,90 @@
         </w:rPr>
         <w:t>Работаем с заявками по всей России. Регион для водителей тягача учитываем до начала первичного отбора.</w:t>
       </w:r>
+    </w:p>
+    <w:p>
+      <w:r>
+        <w:br w:type="page"/>
+      </w:r>
+    </w:p>
+    <w:p>
+      <w:bookmarkStart w:id="1" w:name="license_0_code"/>
+      <w:r>
+        <w:t>CE</w:t>
+      </w:r>
+      <w:bookmarkEnd w:id="1"/>
+    </w:p>
+    <w:p>
+      <w:bookmarkStart w:id="2" w:name="license_0_label"/>
+      <w:r>
+        <w:t>Седельные тягачи и автопоезда</w:t>
+      </w:r>
+      <w:bookmarkEnd w:id="2"/>
+    </w:p>
+    <w:p>
+      <w:bookmarkStart w:id="3" w:name="license_0_title"/>
+      <w:pPr>
+        <w:pStyle w:val="21"/>
+      </w:pPr>
+      <w:r>
+        <w:t>Водители для тягача с полуприцепом</w:t>
+      </w:r>
+      <w:bookmarkEnd w:id="3"/>
+    </w:p>
+    <w:p>
+      <w:bookmarkStart w:id="4" w:name="license_0_intro"/>
+      <w:r>
+        <w:t>Предоставляем водителей седельных тягачей с полуприцепами и грузовых автопоездов. Проверяем опыт на составе, который будет работать на ваших маршрутах.</w:t>
+      </w:r>
+      <w:bookmarkEnd w:id="4"/>
+    </w:p>
+    <w:p>
+      <w:bookmarkStart w:id="5" w:name="license_0_note"/>
+      <w:r>
+        <w:t>Наличие категорий C и D само по себе не заменяет право управления категорией CE. Требования сверяем с водительским удостоверением и характеристиками состава.</w:t>
+      </w:r>
+      <w:bookmarkEnd w:id="5"/>
+    </w:p>
+    <w:p>
+      <w:bookmarkStart w:id="6" w:name="license_0_brief"/>
+      <w:r>
+        <w:t>Сообщите модель тягача, тип полуприцепа, характер груза, маршрут и график.</w:t>
+      </w:r>
+      <w:bookmarkEnd w:id="6"/>
+    </w:p>
+    <w:p>
+      <w:bookmarkStart w:id="7" w:name="license_0_item_0_title"/>
+      <w:pPr>
+        <w:pStyle w:val="31"/>
+      </w:pPr>
+      <w:r>
+        <w:t>Право управления составом</w:t>
+      </w:r>
+      <w:bookmarkEnd w:id="7"/>
+    </w:p>
+    <w:p>
+      <w:bookmarkStart w:id="8" w:name="license_0_item_0_body"/>
+      <w:r>
+        <w:t>Для автомобиля категории C с прицепом или полуприцепом разрешённой максимальной массой свыше 750 кг требуется категория CE.</w:t>
+      </w:r>
+      <w:bookmarkEnd w:id="8"/>
+    </w:p>
+    <w:p>
+      <w:bookmarkStart w:id="9" w:name="license_0_item_1_title"/>
+      <w:pPr>
+        <w:pStyle w:val="31"/>
+      </w:pPr>
+      <w:r>
+        <w:t>Опыт с полуприцепом</w:t>
+      </w:r>
+      <w:bookmarkEnd w:id="9"/>
+    </w:p>
+    <w:p>
+      <w:bookmarkStart w:id="10" w:name="license_0_item_1_body"/>
+      <w:r>
+        <w:t>Уточняем сцепку и расцепку, маневрирование, движение задним ходом и работу на подъездах к площадке.</w:t>
+      </w:r>
+      <w:bookmarkEnd w:id="10"/>
     </w:p>
     <w:sectPr>
       <w:pgSz w:w="12240" w:h="15840"/>
